--- a/data/outputs/v2/General_Science/SS1.3_Nutrition_in_Animals/quiz/General_Science_G10_SS1.3_Nutrition_in_Animals_L8_AnswerKey.docx
+++ b/data/outputs/v2/General_Science/SS1.3_Nutrition_in_Animals/quiz/General_Science_G10_SS1.3_Nutrition_in_Animals_L8_AnswerKey.docx
@@ -1405,7 +1405,7 @@
         </w:rPr>
         <w:t xml:space="preserve">© 2026 SeaVuria and ARES. Aligned with KICD objectives. Developed by SeaVuria; technical implementation by ARES (with AI assistance from Claude). Licensed under </w:t>
       </w:r>
-      <w:hyperlink w:history="1" r:id="rIdl4hkh1qpvs5qmiluilfuc">
+      <w:hyperlink w:history="1" r:id="rId3jl8dq_qiw7l8deamd8nz">
         <w:r>
           <w:rPr>
             <w:rFonts w:ascii="Arial" w:cs="Arial" w:eastAsia="Arial" w:hAnsi="Arial"/>
@@ -1426,7 +1426,7 @@
         </w:rPr>
         <w:t xml:space="preserve"> (</w:t>
       </w:r>
-      <w:hyperlink w:history="1" r:id="rIdh7juwy5xqqqsvnhrwdoxg">
+      <w:hyperlink w:history="1" r:id="rIdvio9zc1plhb24kjkxo2f8">
         <w:r>
           <w:rPr>
             <w:rFonts w:ascii="Arial" w:cs="Arial" w:eastAsia="Arial" w:hAnsi="Arial"/>

--- a/data/outputs/v2/General_Science/SS1.3_Nutrition_in_Animals/quiz/General_Science_G10_SS1.3_Nutrition_in_Animals_L8_AnswerKey.docx
+++ b/data/outputs/v2/General_Science/SS1.3_Nutrition_in_Animals/quiz/General_Science_G10_SS1.3_Nutrition_in_Animals_L8_AnswerKey.docx
@@ -1405,7 +1405,7 @@
         </w:rPr>
         <w:t xml:space="preserve">© 2026 SeaVuria and ARES. Aligned with KICD objectives. Developed by SeaVuria; technical implementation by ARES (with AI assistance from Claude). Licensed under </w:t>
       </w:r>
-      <w:hyperlink w:history="1" r:id="rId3jl8dq_qiw7l8deamd8nz">
+      <w:hyperlink w:history="1" r:id="rIdyp8mw0coplf1osrsj5ted">
         <w:r>
           <w:rPr>
             <w:rFonts w:ascii="Arial" w:cs="Arial" w:eastAsia="Arial" w:hAnsi="Arial"/>
@@ -1426,7 +1426,7 @@
         </w:rPr>
         <w:t xml:space="preserve"> (</w:t>
       </w:r>
-      <w:hyperlink w:history="1" r:id="rIdvio9zc1plhb24kjkxo2f8">
+      <w:hyperlink w:history="1" r:id="rIdkktp9ihk4hdt7zlhwlfkq">
         <w:r>
           <w:rPr>
             <w:rFonts w:ascii="Arial" w:cs="Arial" w:eastAsia="Arial" w:hAnsi="Arial"/>

--- a/data/outputs/v2/General_Science/SS1.3_Nutrition_in_Animals/quiz/General_Science_G10_SS1.3_Nutrition_in_Animals_L8_AnswerKey.docx
+++ b/data/outputs/v2/General_Science/SS1.3_Nutrition_in_Animals/quiz/General_Science_G10_SS1.3_Nutrition_in_Animals_L8_AnswerKey.docx
@@ -1405,7 +1405,7 @@
         </w:rPr>
         <w:t xml:space="preserve">© 2026 SeaVuria and ARES. Aligned with KICD objectives. Developed by SeaVuria; technical implementation by ARES (with AI assistance from Claude). Licensed under </w:t>
       </w:r>
-      <w:hyperlink w:history="1" r:id="rIdyp8mw0coplf1osrsj5ted">
+      <w:hyperlink w:history="1" r:id="rIdghge34ai2kr8hdpsvaqu5">
         <w:r>
           <w:rPr>
             <w:rFonts w:ascii="Arial" w:cs="Arial" w:eastAsia="Arial" w:hAnsi="Arial"/>
@@ -1426,7 +1426,7 @@
         </w:rPr>
         <w:t xml:space="preserve"> (</w:t>
       </w:r>
-      <w:hyperlink w:history="1" r:id="rIdkktp9ihk4hdt7zlhwlfkq">
+      <w:hyperlink w:history="1" r:id="rIdyyitvs-achqkkjx9f9nfr">
         <w:r>
           <w:rPr>
             <w:rFonts w:ascii="Arial" w:cs="Arial" w:eastAsia="Arial" w:hAnsi="Arial"/>
